--- a/docs/07_Rollout/Abnahmeprotokoll.docx
+++ b/docs/07_Rollout/Abnahmeprotokoll.docx
@@ -4,163 +4,47 @@
   <w:body>
     <w:p>
       <w:pPr>
-        <w:pStyle w:val="Title"/>
         <w:jc w:val="center"/>
       </w:pPr>
       <w:r>
-        <w:t>Abnahme- und Übergabeprotokoll</w:t>
+        <w:rPr>
+          <w:b/>
+          <w:color w:val="2C3C43"/>
+          <w:sz w:val="32"/>
+        </w:rPr>
+        <w:t>ABNAHME- UND ÜBERGABEPROTOKOLL</w:t>
       </w:r>
     </w:p>
     <w:p>
       <w:pPr>
-        <w:pStyle w:val="Heading1"/>
+        <w:jc w:val="center"/>
       </w:pPr>
       <w:r>
-        <w:t>Projektdaten</w:t>
+        <w:rPr>
+          <w:color w:val="54A021"/>
+          <w:sz w:val="20"/>
+        </w:rPr>
+        <w:t>NextLevel IT Solutions GmbH  •  IT-Ausstattung VektorPlan GmbH</w:t>
       </w:r>
     </w:p>
-    <w:tbl>
-      <w:tblPr>
-        <w:tblW w:type="auto" w:w="0"/>
-        <w:tblLayout w:type="autofit"/>
-        <w:tblLook w:firstColumn="1" w:firstRow="1" w:lastColumn="0" w:lastRow="0" w:noHBand="0" w:noVBand="1" w:val="04A0"/>
-      </w:tblPr>
-      <w:tblGrid>
-        <w:gridCol w:w="4320"/>
-        <w:gridCol w:w="4320"/>
-      </w:tblGrid>
-      <w:tr>
-        <w:tc>
-          <w:tcPr>
-            <w:tcW w:type="dxa" w:w="4320"/>
-          </w:tcPr>
-          <w:p>
-            <w:r>
-              <w:rPr>
-                <w:b/>
-              </w:rPr>
-              <w:t>Projekt:</w:t>
-            </w:r>
-          </w:p>
-        </w:tc>
-        <w:tc>
-          <w:tcPr>
-            <w:tcW w:type="dxa" w:w="4320"/>
-          </w:tcPr>
-          <w:p>
-            <w:r>
-              <w:t>IT-Ausstattung Planungs- und Konstruktionsbüro</w:t>
-            </w:r>
-          </w:p>
-        </w:tc>
-      </w:tr>
-      <w:tr>
-        <w:tc>
-          <w:tcPr>
-            <w:tcW w:type="dxa" w:w="4320"/>
-          </w:tcPr>
-          <w:p>
-            <w:r>
-              <w:rPr>
-                <w:b/>
-              </w:rPr>
-              <w:t>Auftraggeber:</w:t>
-            </w:r>
-          </w:p>
-        </w:tc>
-        <w:tc>
-          <w:tcPr>
-            <w:tcW w:type="dxa" w:w="4320"/>
-          </w:tcPr>
-          <w:p>
-            <w:r>
-              <w:t>VektorPlan GmbH, [Adresse]</w:t>
-            </w:r>
-          </w:p>
-        </w:tc>
-      </w:tr>
-      <w:tr>
-        <w:tc>
-          <w:tcPr>
-            <w:tcW w:type="dxa" w:w="4320"/>
-          </w:tcPr>
-          <w:p>
-            <w:r>
-              <w:rPr>
-                <w:b/>
-              </w:rPr>
-              <w:t>Auftragnehmer:</w:t>
-            </w:r>
-          </w:p>
-        </w:tc>
-        <w:tc>
-          <w:tcPr>
-            <w:tcW w:type="dxa" w:w="4320"/>
-          </w:tcPr>
-          <w:p>
-            <w:r>
-              <w:t>NextLevel IT Solutions GmbH, [Adresse]</w:t>
-            </w:r>
-          </w:p>
-        </w:tc>
-      </w:tr>
-      <w:tr>
-        <w:tc>
-          <w:tcPr>
-            <w:tcW w:type="dxa" w:w="4320"/>
-          </w:tcPr>
-          <w:p>
-            <w:r>
-              <w:rPr>
-                <w:b/>
-              </w:rPr>
-              <w:t>Auftragsnummer:</w:t>
-            </w:r>
-          </w:p>
-        </w:tc>
-        <w:tc>
-          <w:tcPr>
-            <w:tcW w:type="dxa" w:w="4320"/>
-          </w:tcPr>
-          <w:p>
-            <w:r>
-              <w:t>NL-2026-VP-001</w:t>
-            </w:r>
-          </w:p>
-        </w:tc>
-      </w:tr>
-      <w:tr>
-        <w:tc>
-          <w:tcPr>
-            <w:tcW w:type="dxa" w:w="4320"/>
-          </w:tcPr>
-          <w:p>
-            <w:r>
-              <w:rPr>
-                <w:b/>
-              </w:rPr>
-              <w:t>Datum der Abnahme / Ort:</w:t>
-            </w:r>
-          </w:p>
-        </w:tc>
-        <w:tc>
-          <w:tcPr>
-            <w:tcW w:type="dxa" w:w="4320"/>
-          </w:tcPr>
-          <w:p>
-            <w:r>
-              <w:t>____________________ / VektorPlan GmbH, Großraumbüro 1 &amp; 2</w:t>
-            </w:r>
-          </w:p>
-        </w:tc>
-      </w:tr>
-    </w:tbl>
     <w:p>
-      <w:pPr>
-        <w:pStyle w:val="Heading1"/>
-      </w:pPr>
       <w:r>
-        <w:t>Leistungsübersicht</w:t>
+        <w:rPr>
+          <w:color w:val="B4B4B4"/>
+          <w:sz w:val="16"/>
+        </w:rPr>
+        <w:t>────────────────────────────────────────────────────────────────────────────────</w:t>
+      </w:r>
+    </w:p>
+    <w:p/>
+    <w:p>
+      <w:r>
+        <w:rPr>
+          <w:b/>
+          <w:color w:val="2C3C43"/>
+          <w:sz w:val="24"/>
+        </w:rPr>
+        <w:t>1. Projektdaten</w:t>
       </w:r>
     </w:p>
     <w:tbl>
@@ -170,75 +54,34 @@
         <w:tblLook w:firstColumn="1" w:firstRow="1" w:lastColumn="0" w:lastRow="0" w:noHBand="0" w:noVBand="1" w:val="04A0"/>
       </w:tblPr>
       <w:tblGrid>
-        <w:gridCol w:w="1728"/>
-        <w:gridCol w:w="1728"/>
-        <w:gridCol w:w="1728"/>
-        <w:gridCol w:w="1728"/>
-        <w:gridCol w:w="1728"/>
+        <w:gridCol w:w="4844"/>
+        <w:gridCol w:w="4844"/>
       </w:tblGrid>
       <w:tr>
         <w:tc>
           <w:tcPr>
-            <w:tcW w:type="dxa" w:w="1728"/>
+            <w:tcW w:type="dxa" w:w="4844"/>
           </w:tcPr>
           <w:p>
             <w:r>
               <w:rPr>
                 <w:b/>
+                <w:sz w:val="20"/>
               </w:rPr>
-              <w:t>Pos.</w:t>
+              <w:t>Projekt:</w:t>
             </w:r>
           </w:p>
         </w:tc>
         <w:tc>
           <w:tcPr>
-            <w:tcW w:type="dxa" w:w="1728"/>
+            <w:tcW w:type="dxa" w:w="4844"/>
           </w:tcPr>
           <w:p>
             <w:r>
               <w:rPr>
-                <w:b/>
+                <w:sz w:val="20"/>
               </w:rPr>
-              <w:t>Bezeichnung</w:t>
-            </w:r>
-          </w:p>
-        </w:tc>
-        <w:tc>
-          <w:tcPr>
-            <w:tcW w:type="dxa" w:w="1728"/>
-          </w:tcPr>
-          <w:p>
-            <w:r>
-              <w:rPr>
-                <w:b/>
-              </w:rPr>
-              <w:t>Menge Soll</w:t>
-            </w:r>
-          </w:p>
-        </w:tc>
-        <w:tc>
-          <w:tcPr>
-            <w:tcW w:type="dxa" w:w="1728"/>
-          </w:tcPr>
-          <w:p>
-            <w:r>
-              <w:rPr>
-                <w:b/>
-              </w:rPr>
-              <w:t>Menge Ist</w:t>
-            </w:r>
-          </w:p>
-        </w:tc>
-        <w:tc>
-          <w:tcPr>
-            <w:tcW w:type="dxa" w:w="1728"/>
-          </w:tcPr>
-          <w:p>
-            <w:r>
-              <w:rPr>
-                <w:b/>
-              </w:rPr>
-              <w:t>Status</w:t>
+              <w:t>IT-Ausstattung Planungs- und Konstruktionsbüro</w:t>
             </w:r>
           </w:p>
         </w:tc>
@@ -246,51 +89,28 @@
       <w:tr>
         <w:tc>
           <w:tcPr>
-            <w:tcW w:type="dxa" w:w="1728"/>
+            <w:tcW w:type="dxa" w:w="4844"/>
           </w:tcPr>
           <w:p>
             <w:r>
-              <w:t>1</w:t>
+              <w:rPr>
+                <w:b/>
+                <w:sz w:val="20"/>
+              </w:rPr>
+              <w:t>Auftraggeber (Kunde):</w:t>
             </w:r>
           </w:p>
         </w:tc>
         <w:tc>
           <w:tcPr>
-            <w:tcW w:type="dxa" w:w="1728"/>
+            <w:tcW w:type="dxa" w:w="4844"/>
           </w:tcPr>
           <w:p>
             <w:r>
-              <w:t>Standard-Büro-PC</w:t>
-            </w:r>
-          </w:p>
-        </w:tc>
-        <w:tc>
-          <w:tcPr>
-            <w:tcW w:type="dxa" w:w="1728"/>
-          </w:tcPr>
-          <w:p>
-            <w:r>
-              <w:t>12</w:t>
-            </w:r>
-          </w:p>
-        </w:tc>
-        <w:tc>
-          <w:tcPr>
-            <w:tcW w:type="dxa" w:w="1728"/>
-          </w:tcPr>
-          <w:p>
-            <w:r>
-              <w:t>12</w:t>
-            </w:r>
-          </w:p>
-        </w:tc>
-        <w:tc>
-          <w:tcPr>
-            <w:tcW w:type="dxa" w:w="1728"/>
-          </w:tcPr>
-          <w:p>
-            <w:r>
-              <w:t>☐ OK  ☐ Mangel</w:t>
+              <w:rPr>
+                <w:sz w:val="20"/>
+              </w:rPr>
+              <w:t>VektorPlan GmbH, Planungsallee 15, 40210 Düsseldorf</w:t>
             </w:r>
           </w:p>
         </w:tc>
@@ -298,51 +118,28 @@
       <w:tr>
         <w:tc>
           <w:tcPr>
-            <w:tcW w:type="dxa" w:w="1728"/>
+            <w:tcW w:type="dxa" w:w="4844"/>
           </w:tcPr>
           <w:p>
             <w:r>
-              <w:t>2</w:t>
+              <w:rPr>
+                <w:b/>
+                <w:sz w:val="20"/>
+              </w:rPr>
+              <w:t>Auftragnehmer:</w:t>
             </w:r>
           </w:p>
         </w:tc>
         <w:tc>
           <w:tcPr>
-            <w:tcW w:type="dxa" w:w="1728"/>
+            <w:tcW w:type="dxa" w:w="4844"/>
           </w:tcPr>
           <w:p>
             <w:r>
-              <w:t>CAD-Workstation</w:t>
-            </w:r>
-          </w:p>
-        </w:tc>
-        <w:tc>
-          <w:tcPr>
-            <w:tcW w:type="dxa" w:w="1728"/>
-          </w:tcPr>
-          <w:p>
-            <w:r>
-              <w:t>4</w:t>
-            </w:r>
-          </w:p>
-        </w:tc>
-        <w:tc>
-          <w:tcPr>
-            <w:tcW w:type="dxa" w:w="1728"/>
-          </w:tcPr>
-          <w:p>
-            <w:r>
-              <w:t>4</w:t>
-            </w:r>
-          </w:p>
-        </w:tc>
-        <w:tc>
-          <w:tcPr>
-            <w:tcW w:type="dxa" w:w="1728"/>
-          </w:tcPr>
-          <w:p>
-            <w:r>
-              <w:t>☐ OK  ☐ Mangel</w:t>
+              <w:rPr>
+                <w:sz w:val="20"/>
+              </w:rPr>
+              <w:t>NextLevel IT Solutions GmbH, Technikstraße 42, 50667 Köln</w:t>
             </w:r>
           </w:p>
         </w:tc>
@@ -350,51 +147,28 @@
       <w:tr>
         <w:tc>
           <w:tcPr>
-            <w:tcW w:type="dxa" w:w="1728"/>
+            <w:tcW w:type="dxa" w:w="4844"/>
           </w:tcPr>
           <w:p>
             <w:r>
-              <w:t>3</w:t>
+              <w:rPr>
+                <w:b/>
+                <w:sz w:val="20"/>
+              </w:rPr>
+              <w:t>Angebotsnummer:</w:t>
             </w:r>
           </w:p>
         </w:tc>
         <w:tc>
           <w:tcPr>
-            <w:tcW w:type="dxa" w:w="1728"/>
+            <w:tcW w:type="dxa" w:w="4844"/>
           </w:tcPr>
           <w:p>
             <w:r>
-              <w:t>Monitor 27" WQHD</w:t>
-            </w:r>
-          </w:p>
-        </w:tc>
-        <w:tc>
-          <w:tcPr>
-            <w:tcW w:type="dxa" w:w="1728"/>
-          </w:tcPr>
-          <w:p>
-            <w:r>
-              <w:t>32</w:t>
-            </w:r>
-          </w:p>
-        </w:tc>
-        <w:tc>
-          <w:tcPr>
-            <w:tcW w:type="dxa" w:w="1728"/>
-          </w:tcPr>
-          <w:p>
-            <w:r>
-              <w:t>32</w:t>
-            </w:r>
-          </w:p>
-        </w:tc>
-        <w:tc>
-          <w:tcPr>
-            <w:tcW w:type="dxa" w:w="1728"/>
-          </w:tcPr>
-          <w:p>
-            <w:r>
-              <w:t>☐ OK  ☐ Mangel</w:t>
+              <w:rPr>
+                <w:sz w:val="20"/>
+              </w:rPr>
+              <w:t>NL-2026-VP-001</w:t>
             </w:r>
           </w:p>
         </w:tc>
@@ -402,51 +176,28 @@
       <w:tr>
         <w:tc>
           <w:tcPr>
-            <w:tcW w:type="dxa" w:w="1728"/>
+            <w:tcW w:type="dxa" w:w="4844"/>
           </w:tcPr>
           <w:p>
             <w:r>
-              <w:t>4</w:t>
+              <w:rPr>
+                <w:b/>
+                <w:sz w:val="20"/>
+              </w:rPr>
+              <w:t>Projektleiter:</w:t>
             </w:r>
           </w:p>
         </w:tc>
         <w:tc>
           <w:tcPr>
-            <w:tcW w:type="dxa" w:w="1728"/>
+            <w:tcW w:type="dxa" w:w="4844"/>
           </w:tcPr>
           <w:p>
             <w:r>
-              <w:t>Tastatur/Maus-Set</w:t>
-            </w:r>
-          </w:p>
-        </w:tc>
-        <w:tc>
-          <w:tcPr>
-            <w:tcW w:type="dxa" w:w="1728"/>
-          </w:tcPr>
-          <w:p>
-            <w:r>
-              <w:t>16</w:t>
-            </w:r>
-          </w:p>
-        </w:tc>
-        <w:tc>
-          <w:tcPr>
-            <w:tcW w:type="dxa" w:w="1728"/>
-          </w:tcPr>
-          <w:p>
-            <w:r>
-              <w:t>16</w:t>
-            </w:r>
-          </w:p>
-        </w:tc>
-        <w:tc>
-          <w:tcPr>
-            <w:tcW w:type="dxa" w:w="1728"/>
-          </w:tcPr>
-          <w:p>
-            <w:r>
-              <w:t>☐ OK  ☐ Mangel</w:t>
+              <w:rPr>
+                <w:sz w:val="20"/>
+              </w:rPr>
+              <w:t>Jan Kluth (NextLevel IT Solutions GmbH)</w:t>
             </w:r>
           </w:p>
         </w:tc>
@@ -454,90 +205,100 @@
       <w:tr>
         <w:tc>
           <w:tcPr>
-            <w:tcW w:type="dxa" w:w="1728"/>
+            <w:tcW w:type="dxa" w:w="4844"/>
           </w:tcPr>
           <w:p>
             <w:r>
-              <w:t>5</w:t>
+              <w:rPr>
+                <w:b/>
+                <w:sz w:val="20"/>
+              </w:rPr>
+              <w:t>Abnahmedatum:</w:t>
             </w:r>
           </w:p>
         </w:tc>
         <w:tc>
           <w:tcPr>
-            <w:tcW w:type="dxa" w:w="1728"/>
+            <w:tcW w:type="dxa" w:w="4844"/>
           </w:tcPr>
           <w:p>
             <w:r>
-              <w:t>Externe SSD (1TB)</w:t>
+              <w:rPr>
+                <w:sz w:val="20"/>
+              </w:rPr>
+              <w:t>07.09.2026</w:t>
+            </w:r>
+          </w:p>
+        </w:tc>
+      </w:tr>
+      <w:tr>
+        <w:tc>
+          <w:tcPr>
+            <w:tcW w:type="dxa" w:w="4844"/>
+          </w:tcPr>
+          <w:p>
+            <w:r>
+              <w:rPr>
+                <w:b/>
+                <w:sz w:val="20"/>
+              </w:rPr>
+              <w:t>Abnahmeort:</w:t>
             </w:r>
           </w:p>
         </w:tc>
         <w:tc>
           <w:tcPr>
-            <w:tcW w:type="dxa" w:w="1728"/>
+            <w:tcW w:type="dxa" w:w="4844"/>
           </w:tcPr>
           <w:p>
             <w:r>
-              <w:t>16</w:t>
+              <w:rPr>
+                <w:sz w:val="20"/>
+              </w:rPr>
+              <w:t>VektorPlan GmbH, Planungsallee 15, 40210 Düsseldorf</w:t>
+            </w:r>
+          </w:p>
+        </w:tc>
+      </w:tr>
+      <w:tr>
+        <w:tc>
+          <w:tcPr>
+            <w:tcW w:type="dxa" w:w="4844"/>
+          </w:tcPr>
+          <w:p>
+            <w:r>
+              <w:rPr>
+                <w:b/>
+                <w:sz w:val="20"/>
+              </w:rPr>
+              <w:t>Gesamtauftragswert:</w:t>
             </w:r>
           </w:p>
         </w:tc>
         <w:tc>
           <w:tcPr>
-            <w:tcW w:type="dxa" w:w="1728"/>
+            <w:tcW w:type="dxa" w:w="4844"/>
           </w:tcPr>
           <w:p>
             <w:r>
-              <w:t>16</w:t>
-            </w:r>
-          </w:p>
-        </w:tc>
-        <w:tc>
-          <w:tcPr>
-            <w:tcW w:type="dxa" w:w="1728"/>
-          </w:tcPr>
-          <w:p>
-            <w:r>
-              <w:t>☐ OK  ☐ Mangel</w:t>
+              <w:rPr>
+                <w:sz w:val="20"/>
+              </w:rPr>
+              <w:t>67.179,32 € netto (79.943,39 € brutto inkl. 19 % USt.)</w:t>
             </w:r>
           </w:p>
         </w:tc>
       </w:tr>
     </w:tbl>
-    <w:p>
-      <w:pPr>
-        <w:pStyle w:val="Heading1"/>
-      </w:pPr>
-      <w:r>
-        <w:t>Funktionstest-Ergebnis</w:t>
-      </w:r>
-    </w:p>
+    <w:p/>
     <w:p>
       <w:r>
-        <w:t>Alle Arbeitsplätze getestet: ☐ Ja  ☐ Nein</w:t>
-      </w:r>
-    </w:p>
-    <w:p>
-      <w:r>
-        <w:t>Alle Softwarelizenzen aktiviert: ☐ Ja  ☐ Nein</w:t>
-      </w:r>
-    </w:p>
-    <w:p>
-      <w:r>
-        <w:t>Netzwerkanbindung funktional: ☐ Ja  ☐ Nein</w:t>
-      </w:r>
-    </w:p>
-    <w:p>
-      <w:r>
-        <w:t>Drucker funktional: ☐ Ja  ☐ Nein</w:t>
-      </w:r>
-    </w:p>
-    <w:p>
-      <w:pPr>
-        <w:pStyle w:val="Heading1"/>
-      </w:pPr>
-      <w:r>
-        <w:t>Mängelliste</w:t>
+        <w:rPr>
+          <w:b/>
+          <w:color w:val="2C3C43"/>
+          <w:sz w:val="24"/>
+        </w:rPr>
+        <w:t>2. Leistungsübersicht (gelieferte Positionen)</w:t>
       </w:r>
     </w:p>
     <w:tbl>
@@ -547,61 +308,65 @@
         <w:tblLook w:firstColumn="1" w:firstRow="1" w:lastColumn="0" w:lastRow="0" w:noHBand="0" w:noVBand="1" w:val="04A0"/>
       </w:tblPr>
       <w:tblGrid>
-        <w:gridCol w:w="2160"/>
-        <w:gridCol w:w="2160"/>
-        <w:gridCol w:w="2160"/>
-        <w:gridCol w:w="2160"/>
+        <w:gridCol w:w="2422"/>
+        <w:gridCol w:w="2422"/>
+        <w:gridCol w:w="2422"/>
+        <w:gridCol w:w="2422"/>
       </w:tblGrid>
       <w:tr>
         <w:tc>
           <w:tcPr>
-            <w:tcW w:type="dxa" w:w="2160"/>
+            <w:tcW w:type="dxa" w:w="2422"/>
           </w:tcPr>
           <w:p>
             <w:r>
               <w:rPr>
                 <w:b/>
+                <w:sz w:val="20"/>
               </w:rPr>
-              <w:t>Nr</w:t>
+              <w:t>Pos.</w:t>
             </w:r>
           </w:p>
         </w:tc>
         <w:tc>
           <w:tcPr>
-            <w:tcW w:type="dxa" w:w="2160"/>
+            <w:tcW w:type="dxa" w:w="2422"/>
           </w:tcPr>
           <w:p>
             <w:r>
               <w:rPr>
                 <w:b/>
+                <w:sz w:val="20"/>
               </w:rPr>
-              <w:t>Beschreibung</w:t>
+              <w:t>Bezeichnung</w:t>
             </w:r>
           </w:p>
         </w:tc>
         <w:tc>
           <w:tcPr>
-            <w:tcW w:type="dxa" w:w="2160"/>
+            <w:tcW w:type="dxa" w:w="2422"/>
           </w:tcPr>
           <w:p>
             <w:r>
               <w:rPr>
                 <w:b/>
+                <w:sz w:val="20"/>
               </w:rPr>
-              <w:t>Kategorie (wesentlich/unwesentlich)</w:t>
+              <w:t>Menge</w:t>
             </w:r>
           </w:p>
         </w:tc>
         <w:tc>
           <w:tcPr>
-            <w:tcW w:type="dxa" w:w="2160"/>
+            <w:tcW w:type="dxa" w:w="2422"/>
           </w:tcPr>
           <w:p>
             <w:r>
               <w:rPr>
                 <w:b/>
+                <w:sz w:val="20"/>
               </w:rPr>
-              <w:t>Behebungsfrist</w:t>
+              <w:t>Geprüft</w:t>
             </w:r>
           </w:p>
         </w:tc>
@@ -609,75 +374,53 @@
       <w:tr>
         <w:tc>
           <w:tcPr>
-            <w:tcW w:type="dxa" w:w="2160"/>
-          </w:tcPr>
-          <w:p/>
-        </w:tc>
-        <w:tc>
-          <w:tcPr>
-            <w:tcW w:type="dxa" w:w="2160"/>
-          </w:tcPr>
-          <w:p/>
-        </w:tc>
-        <w:tc>
-          <w:tcPr>
-            <w:tcW w:type="dxa" w:w="2160"/>
-          </w:tcPr>
-          <w:p/>
-        </w:tc>
-        <w:tc>
-          <w:tcPr>
-            <w:tcW w:type="dxa" w:w="2160"/>
-          </w:tcPr>
-          <w:p/>
-        </w:tc>
-      </w:tr>
-    </w:tbl>
-    <w:p>
-      <w:pPr>
-        <w:pStyle w:val="Heading1"/>
-      </w:pPr>
-      <w:r>
-        <w:t>Abnahmeerklärung</w:t>
-      </w:r>
-    </w:p>
-    <w:p>
-      <w:r>
-        <w:t>Die oben aufgeführten Leistungen wurden geprüft und werden hiermit [vorbehaltlos / unter Vorbehalt der Beseitigung der aufgeführten Mängel] abgenommen.</w:t>
-      </w:r>
-    </w:p>
-    <w:p>
-      <w:r>
-        <w:br/>
-      </w:r>
-    </w:p>
-    <w:tbl>
-      <w:tblPr>
-        <w:tblW w:type="auto" w:w="0"/>
-        <w:tblLook w:firstColumn="1" w:firstRow="1" w:lastColumn="0" w:lastRow="0" w:noHBand="0" w:noVBand="1" w:val="04A0"/>
-      </w:tblPr>
-      <w:tblGrid>
-        <w:gridCol w:w="4320"/>
-        <w:gridCol w:w="4320"/>
-      </w:tblGrid>
-      <w:tr>
-        <w:tc>
-          <w:tcPr>
-            <w:tcW w:type="dxa" w:w="4320"/>
+            <w:tcW w:type="dxa" w:w="2422"/>
           </w:tcPr>
           <w:p>
             <w:r>
-              <w:t>Auftraggeber (Name, Datum, Unterschrift)</w:t>
+              <w:rPr>
+                <w:sz w:val="20"/>
+              </w:rPr>
+              <w:t>1</w:t>
             </w:r>
           </w:p>
         </w:tc>
         <w:tc>
           <w:tcPr>
-            <w:tcW w:type="dxa" w:w="4320"/>
+            <w:tcW w:type="dxa" w:w="2422"/>
           </w:tcPr>
           <w:p>
             <w:r>
-              <w:t>Auftragnehmer (Name, Datum, Unterschrift)</w:t>
+              <w:rPr>
+                <w:sz w:val="20"/>
+              </w:rPr>
+              <w:t>Lenovo ThinkCentre M70s Gen 4 (Standard-Büro-PC)</w:t>
+            </w:r>
+          </w:p>
+        </w:tc>
+        <w:tc>
+          <w:tcPr>
+            <w:tcW w:type="dxa" w:w="2422"/>
+          </w:tcPr>
+          <w:p>
+            <w:r>
+              <w:rPr>
+                <w:sz w:val="20"/>
+              </w:rPr>
+              <w:t>12 Stück</w:t>
+            </w:r>
+          </w:p>
+        </w:tc>
+        <w:tc>
+          <w:tcPr>
+            <w:tcW w:type="dxa" w:w="2422"/>
+          </w:tcPr>
+          <w:p>
+            <w:r>
+              <w:rPr>
+                <w:sz w:val="20"/>
+              </w:rPr>
+              <w:t>☑ Ja</w:t>
             </w:r>
           </w:p>
         </w:tc>
@@ -685,50 +428,719 @@
       <w:tr>
         <w:tc>
           <w:tcPr>
-            <w:tcW w:type="dxa" w:w="4320"/>
+            <w:tcW w:type="dxa" w:w="2422"/>
           </w:tcPr>
           <w:p>
             <w:r>
-              <w:br/>
-              <w:br/>
-              <w:t>_________________________________</w:t>
+              <w:rPr>
+                <w:sz w:val="20"/>
+              </w:rPr>
+              <w:t>2</w:t>
             </w:r>
           </w:p>
         </w:tc>
         <w:tc>
           <w:tcPr>
-            <w:tcW w:type="dxa" w:w="4320"/>
+            <w:tcW w:type="dxa" w:w="2422"/>
           </w:tcPr>
           <w:p>
             <w:r>
-              <w:br/>
-              <w:br/>
-              <w:t>_________________________________</w:t>
+              <w:rPr>
+                <w:sz w:val="20"/>
+              </w:rPr>
+              <w:t>Lenovo ThinkStation P3 Tower (CAD-Workstation)</w:t>
+            </w:r>
+          </w:p>
+        </w:tc>
+        <w:tc>
+          <w:tcPr>
+            <w:tcW w:type="dxa" w:w="2422"/>
+          </w:tcPr>
+          <w:p>
+            <w:r>
+              <w:rPr>
+                <w:sz w:val="20"/>
+              </w:rPr>
+              <w:t>4 Stück</w:t>
+            </w:r>
+          </w:p>
+        </w:tc>
+        <w:tc>
+          <w:tcPr>
+            <w:tcW w:type="dxa" w:w="2422"/>
+          </w:tcPr>
+          <w:p>
+            <w:r>
+              <w:rPr>
+                <w:sz w:val="20"/>
+              </w:rPr>
+              <w:t>☑ Ja</w:t>
+            </w:r>
+          </w:p>
+        </w:tc>
+      </w:tr>
+      <w:tr>
+        <w:tc>
+          <w:tcPr>
+            <w:tcW w:type="dxa" w:w="2422"/>
+          </w:tcPr>
+          <w:p>
+            <w:r>
+              <w:rPr>
+                <w:sz w:val="20"/>
+              </w:rPr>
+              <w:t>3</w:t>
+            </w:r>
+          </w:p>
+        </w:tc>
+        <w:tc>
+          <w:tcPr>
+            <w:tcW w:type="dxa" w:w="2422"/>
+          </w:tcPr>
+          <w:p>
+            <w:r>
+              <w:rPr>
+                <w:sz w:val="20"/>
+              </w:rPr>
+              <w:t>Dell UltraSharp U2724D Monitor (27" WQHD)</w:t>
+            </w:r>
+          </w:p>
+        </w:tc>
+        <w:tc>
+          <w:tcPr>
+            <w:tcW w:type="dxa" w:w="2422"/>
+          </w:tcPr>
+          <w:p>
+            <w:r>
+              <w:rPr>
+                <w:sz w:val="20"/>
+              </w:rPr>
+              <w:t>32 Stück</w:t>
+            </w:r>
+          </w:p>
+        </w:tc>
+        <w:tc>
+          <w:tcPr>
+            <w:tcW w:type="dxa" w:w="2422"/>
+          </w:tcPr>
+          <w:p>
+            <w:r>
+              <w:rPr>
+                <w:sz w:val="20"/>
+              </w:rPr>
+              <w:t>☑ Ja*</w:t>
+            </w:r>
+          </w:p>
+        </w:tc>
+      </w:tr>
+      <w:tr>
+        <w:tc>
+          <w:tcPr>
+            <w:tcW w:type="dxa" w:w="2422"/>
+          </w:tcPr>
+          <w:p>
+            <w:r>
+              <w:rPr>
+                <w:sz w:val="20"/>
+              </w:rPr>
+              <w:t>4</w:t>
+            </w:r>
+          </w:p>
+        </w:tc>
+        <w:tc>
+          <w:tcPr>
+            <w:tcW w:type="dxa" w:w="2422"/>
+          </w:tcPr>
+          <w:p>
+            <w:r>
+              <w:rPr>
+                <w:sz w:val="20"/>
+              </w:rPr>
+              <w:t>Logitech MK650 Funk-Tastatur/Maus-Set</w:t>
+            </w:r>
+          </w:p>
+        </w:tc>
+        <w:tc>
+          <w:tcPr>
+            <w:tcW w:type="dxa" w:w="2422"/>
+          </w:tcPr>
+          <w:p>
+            <w:r>
+              <w:rPr>
+                <w:sz w:val="20"/>
+              </w:rPr>
+              <w:t>16 Stück</w:t>
+            </w:r>
+          </w:p>
+        </w:tc>
+        <w:tc>
+          <w:tcPr>
+            <w:tcW w:type="dxa" w:w="2422"/>
+          </w:tcPr>
+          <w:p>
+            <w:r>
+              <w:rPr>
+                <w:sz w:val="20"/>
+              </w:rPr>
+              <w:t>☑ Ja</w:t>
+            </w:r>
+          </w:p>
+        </w:tc>
+      </w:tr>
+      <w:tr>
+        <w:tc>
+          <w:tcPr>
+            <w:tcW w:type="dxa" w:w="2422"/>
+          </w:tcPr>
+          <w:p>
+            <w:r>
+              <w:rPr>
+                <w:sz w:val="20"/>
+              </w:rPr>
+              <w:t>5</w:t>
+            </w:r>
+          </w:p>
+        </w:tc>
+        <w:tc>
+          <w:tcPr>
+            <w:tcW w:type="dxa" w:w="2422"/>
+          </w:tcPr>
+          <w:p>
+            <w:r>
+              <w:rPr>
+                <w:sz w:val="20"/>
+              </w:rPr>
+              <w:t>Samsung Portable T7 Shield SSD 1 TB</w:t>
+            </w:r>
+          </w:p>
+        </w:tc>
+        <w:tc>
+          <w:tcPr>
+            <w:tcW w:type="dxa" w:w="2422"/>
+          </w:tcPr>
+          <w:p>
+            <w:r>
+              <w:rPr>
+                <w:sz w:val="20"/>
+              </w:rPr>
+              <w:t>16 Stück</w:t>
+            </w:r>
+          </w:p>
+        </w:tc>
+        <w:tc>
+          <w:tcPr>
+            <w:tcW w:type="dxa" w:w="2422"/>
+          </w:tcPr>
+          <w:p>
+            <w:r>
+              <w:rPr>
+                <w:sz w:val="20"/>
+              </w:rPr>
+              <w:t>☑ Ja</w:t>
+            </w:r>
+          </w:p>
+        </w:tc>
+      </w:tr>
+      <w:tr>
+        <w:tc>
+          <w:tcPr>
+            <w:tcW w:type="dxa" w:w="2422"/>
+          </w:tcPr>
+          <w:p>
+            <w:r>
+              <w:rPr>
+                <w:sz w:val="20"/>
+              </w:rPr>
+              <w:t>6</w:t>
+            </w:r>
+          </w:p>
+        </w:tc>
+        <w:tc>
+          <w:tcPr>
+            <w:tcW w:type="dxa" w:w="2422"/>
+          </w:tcPr>
+          <w:p>
+            <w:r>
+              <w:rPr>
+                <w:sz w:val="20"/>
+              </w:rPr>
+              <w:t>Lexmark CX930dse Farb-MFP A3/A4</w:t>
+            </w:r>
+          </w:p>
+        </w:tc>
+        <w:tc>
+          <w:tcPr>
+            <w:tcW w:type="dxa" w:w="2422"/>
+          </w:tcPr>
+          <w:p>
+            <w:r>
+              <w:rPr>
+                <w:sz w:val="20"/>
+              </w:rPr>
+              <w:t>1 Stück</w:t>
+            </w:r>
+          </w:p>
+        </w:tc>
+        <w:tc>
+          <w:tcPr>
+            <w:tcW w:type="dxa" w:w="2422"/>
+          </w:tcPr>
+          <w:p>
+            <w:r>
+              <w:rPr>
+                <w:sz w:val="20"/>
+              </w:rPr>
+              <w:t>☑ Ja</w:t>
+            </w:r>
+          </w:p>
+        </w:tc>
+      </w:tr>
+      <w:tr>
+        <w:tc>
+          <w:tcPr>
+            <w:tcW w:type="dxa" w:w="2422"/>
+          </w:tcPr>
+          <w:p>
+            <w:r>
+              <w:rPr>
+                <w:sz w:val="20"/>
+              </w:rPr>
+              <w:t>7</w:t>
+            </w:r>
+          </w:p>
+        </w:tc>
+        <w:tc>
+          <w:tcPr>
+            <w:tcW w:type="dxa" w:w="2422"/>
+          </w:tcPr>
+          <w:p>
+            <w:r>
+              <w:rPr>
+                <w:sz w:val="20"/>
+              </w:rPr>
+              <w:t>Cat.6a S/FTP Patchkabel 3 m</w:t>
+            </w:r>
+          </w:p>
+        </w:tc>
+        <w:tc>
+          <w:tcPr>
+            <w:tcW w:type="dxa" w:w="2422"/>
+          </w:tcPr>
+          <w:p>
+            <w:r>
+              <w:rPr>
+                <w:sz w:val="20"/>
+              </w:rPr>
+              <w:t>16 Stück</w:t>
+            </w:r>
+          </w:p>
+        </w:tc>
+        <w:tc>
+          <w:tcPr>
+            <w:tcW w:type="dxa" w:w="2422"/>
+          </w:tcPr>
+          <w:p>
+            <w:r>
+              <w:rPr>
+                <w:sz w:val="20"/>
+              </w:rPr>
+              <w:t>☑ Ja</w:t>
+            </w:r>
+          </w:p>
+        </w:tc>
+      </w:tr>
+      <w:tr>
+        <w:tc>
+          <w:tcPr>
+            <w:tcW w:type="dxa" w:w="2422"/>
+          </w:tcPr>
+          <w:p>
+            <w:r>
+              <w:rPr>
+                <w:sz w:val="20"/>
+              </w:rPr>
+              <w:t>8</w:t>
+            </w:r>
+          </w:p>
+        </w:tc>
+        <w:tc>
+          <w:tcPr>
+            <w:tcW w:type="dxa" w:w="2422"/>
+          </w:tcPr>
+          <w:p>
+            <w:r>
+              <w:rPr>
+                <w:sz w:val="20"/>
+              </w:rPr>
+              <w:t>Software (Windows 11 Pro, M365, Adobe Acrobat, ESET)</w:t>
+            </w:r>
+          </w:p>
+        </w:tc>
+        <w:tc>
+          <w:tcPr>
+            <w:tcW w:type="dxa" w:w="2422"/>
+          </w:tcPr>
+          <w:p>
+            <w:r>
+              <w:rPr>
+                <w:sz w:val="20"/>
+              </w:rPr>
+              <w:t>16 Lizenzen</w:t>
+            </w:r>
+          </w:p>
+        </w:tc>
+        <w:tc>
+          <w:tcPr>
+            <w:tcW w:type="dxa" w:w="2422"/>
+          </w:tcPr>
+          <w:p>
+            <w:r>
+              <w:rPr>
+                <w:sz w:val="20"/>
+              </w:rPr>
+              <w:t>☑ Ja</w:t>
             </w:r>
           </w:p>
         </w:tc>
       </w:tr>
     </w:tbl>
+    <w:p/>
+    <w:p>
+      <w:r>
+        <w:rPr>
+          <w:i/>
+          <w:color w:val="505050"/>
+          <w:sz w:val="18"/>
+        </w:rPr>
+        <w:t>* 1 Monitor (Dell UltraSharp, S/N: MON-1122-3344) wurde zunächst falsch geliefert (Full-HD statt WQHD) und nach Mängelrüge (Auftragsnr. 2026-8845) fristgerecht ersetzt. Alle 32 Einheiten sind jetzt vollständig und korrekt.</w:t>
+      </w:r>
+    </w:p>
+    <w:p/>
+    <w:p>
+      <w:r>
+        <w:rPr>
+          <w:b/>
+          <w:color w:val="2C3C43"/>
+          <w:sz w:val="24"/>
+        </w:rPr>
+        <w:t>3. Funktionstest-Ergebnis</w:t>
+      </w:r>
+    </w:p>
     <w:p>
       <w:pPr>
-        <w:pStyle w:val="Heading1"/>
+        <w:ind w:left="170"/>
       </w:pPr>
       <w:r>
-        <w:t>Anlagen</w:t>
+        <w:rPr>
+          <w:sz w:val="22"/>
+        </w:rPr>
+        <w:t>☑ Alle 16 Arbeitsplätze vollständig aufgebaut und in Betrieb genommen</w:t>
+      </w:r>
+    </w:p>
+    <w:p>
+      <w:pPr>
+        <w:ind w:left="170"/>
+      </w:pPr>
+      <w:r>
+        <w:rPr>
+          <w:sz w:val="22"/>
+        </w:rPr>
+        <w:t>☑ Alle Softwarelizenzen aktiviert (Windows 11 Pro, M365, Adobe Acrobat Pro, ESET)</w:t>
+      </w:r>
+    </w:p>
+    <w:p>
+      <w:pPr>
+        <w:ind w:left="170"/>
+      </w:pPr>
+      <w:r>
+        <w:rPr>
+          <w:sz w:val="22"/>
+        </w:rPr>
+        <w:t>☑ Netzwerkanbindung aller 16 Arbeitsplätze am Gigabit-Switch getestet (CAT.6a)</w:t>
+      </w:r>
+    </w:p>
+    <w:p>
+      <w:pPr>
+        <w:ind w:left="170"/>
+      </w:pPr>
+      <w:r>
+        <w:rPr>
+          <w:sz w:val="22"/>
+        </w:rPr>
+        <w:t>☑ Lexmark CX930dse MFP: Druck A4 Farbe ✓ / Druck A3 ✓ / Scan ✓ / Netzwerk-Druck ✓</w:t>
+      </w:r>
+    </w:p>
+    <w:p>
+      <w:pPr>
+        <w:ind w:left="170"/>
+      </w:pPr>
+      <w:r>
+        <w:rPr>
+          <w:sz w:val="22"/>
+        </w:rPr>
+        <w:t>☑ CAD-Workstations: AutoCAD &amp; Revit Testrendering erfolgreich (Lenovo ThinkStation P3)</w:t>
+      </w:r>
+    </w:p>
+    <w:p>
+      <w:pPr>
+        <w:ind w:left="170"/>
+      </w:pPr>
+      <w:r>
+        <w:rPr>
+          <w:sz w:val="22"/>
+        </w:rPr>
+        <w:t>☑ Ergonomische Einrichtung: Monitore auf Augenhöhe, Kabel gebündelt (gem. ArbStättV)</w:t>
+      </w:r>
+    </w:p>
+    <w:p>
+      <w:pPr>
+        <w:ind w:left="170"/>
+      </w:pPr>
+      <w:r>
+        <w:rPr>
+          <w:sz w:val="22"/>
+        </w:rPr>
+        <w:t>☑ Externe SSDs: Backup-Test auf allen 16 Stationen erfolgreich</w:t>
+      </w:r>
+    </w:p>
+    <w:p>
+      <w:pPr>
+        <w:ind w:left="170"/>
+      </w:pPr>
+      <w:r>
+        <w:rPr>
+          <w:sz w:val="22"/>
+        </w:rPr>
+        <w:t>☑ Altdrucker fachgerecht entsorgt (Entsorgungsnachweis liegt vor)</w:t>
+      </w:r>
+    </w:p>
+    <w:p/>
+    <w:p>
+      <w:r>
+        <w:rPr>
+          <w:b/>
+          <w:color w:val="2C3C43"/>
+          <w:sz w:val="24"/>
+        </w:rPr>
+        <w:t>4. Mängel zum Zeitpunkt der Abnahme</w:t>
       </w:r>
     </w:p>
     <w:p>
       <w:r>
-        <w:t>☐ Seriennummern-Liste</w:t>
-        <w:br/>
-        <w:t>☐ Lizenznachweise</w:t>
-        <w:br/>
-        <w:t>☐ Garantieunterlagen</w:t>
+        <w:rPr>
+          <w:b w:val="0"/>
+          <w:sz w:val="22"/>
+        </w:rPr>
+        <w:t>Zum Zeitpunkt der vorbehaltlosen Abnahme lagen keine offenen Mängel vor. Der zuvor gerügte Monitor (S/N: MON-1122-3344) wurde fristgerecht ersetzt. Alle Positionen sind vollständig und funktionsfähig übergeben worden.</w:t>
+      </w:r>
+    </w:p>
+    <w:p/>
+    <w:p>
+      <w:r>
+        <w:rPr>
+          <w:b/>
+          <w:color w:val="2C3C43"/>
+          <w:sz w:val="24"/>
+        </w:rPr>
+        <w:t>5. Abnahmeerklärung</w:t>
+      </w:r>
+    </w:p>
+    <w:p>
+      <w:r>
+        <w:rPr>
+          <w:b w:val="0"/>
+          <w:sz w:val="22"/>
+        </w:rPr>
+        <w:t>Die oben aufgeführten Leistungen wurden geprüft und werden hiermit vorbehaltlos abgenommen.</w:t>
+      </w:r>
+    </w:p>
+    <w:p/>
+    <w:p>
+      <w:r>
+        <w:rPr>
+          <w:b w:val="0"/>
+          <w:sz w:val="20"/>
+        </w:rPr>
+        <w:t>Mit der Unterzeichnung dieses Protokolls bestätigt der Auftraggeber (VektorPlan GmbH), dass alle bestellten Leistungen ordnungsgemäß erbracht wurden. Die Gewährleistungsfrist von 36 Monaten beginnt mit dem Datum der Unterzeichnung.</w:t>
+      </w:r>
+    </w:p>
+    <w:p/>
+    <w:p/>
+    <w:tbl>
+      <w:tblPr>
+        <w:tblW w:type="auto" w:w="0"/>
+        <w:tblLook w:firstColumn="1" w:firstRow="1" w:lastColumn="0" w:lastRow="0" w:noHBand="0" w:noVBand="1" w:val="04A0"/>
+      </w:tblPr>
+      <w:tblGrid>
+        <w:gridCol w:w="4844"/>
+        <w:gridCol w:w="4844"/>
+      </w:tblGrid>
+      <w:tr>
+        <w:tc>
+          <w:tcPr>
+            <w:tcW w:type="dxa" w:w="4844"/>
+          </w:tcPr>
+          <w:p>
+            <w:r>
+              <w:rPr>
+                <w:b/>
+                <w:sz w:val="20"/>
+              </w:rPr>
+              <w:t>Auftraggeber (VektorPlan GmbH)</w:t>
+            </w:r>
+          </w:p>
+        </w:tc>
+        <w:tc>
+          <w:tcPr>
+            <w:tcW w:type="dxa" w:w="4844"/>
+          </w:tcPr>
+          <w:p>
+            <w:r>
+              <w:rPr>
+                <w:b/>
+                <w:sz w:val="20"/>
+              </w:rPr>
+              <w:t>Auftragnehmer (NextLevel IT Solutions GmbH)</w:t>
+            </w:r>
+          </w:p>
+        </w:tc>
+      </w:tr>
+      <w:tr>
+        <w:tc>
+          <w:tcPr>
+            <w:tcW w:type="dxa" w:w="4844"/>
+          </w:tcPr>
+          <w:p>
+            <w:r>
+              <w:rPr>
+                <w:sz w:val="20"/>
+              </w:rPr>
+            </w:r>
+            <w:r>
+              <w:rPr>
+                <w:sz w:val="20"/>
+              </w:rPr>
+              <w:t>___________________________________</w:t>
+            </w:r>
+          </w:p>
+        </w:tc>
+        <w:tc>
+          <w:tcPr>
+            <w:tcW w:type="dxa" w:w="4844"/>
+          </w:tcPr>
+          <w:p>
+            <w:r>
+              <w:rPr>
+                <w:sz w:val="20"/>
+              </w:rPr>
+            </w:r>
+            <w:r>
+              <w:rPr>
+                <w:sz w:val="20"/>
+              </w:rPr>
+              <w:t>___________________________________</w:t>
+            </w:r>
+          </w:p>
+        </w:tc>
+      </w:tr>
+      <w:tr>
+        <w:tc>
+          <w:tcPr>
+            <w:tcW w:type="dxa" w:w="4844"/>
+          </w:tcPr>
+          <w:p>
+            <w:r>
+              <w:rPr>
+                <w:sz w:val="20"/>
+              </w:rPr>
+              <w:t>Düsseldorf, ___________  ________________</w:t>
+            </w:r>
+          </w:p>
+        </w:tc>
+        <w:tc>
+          <w:tcPr>
+            <w:tcW w:type="dxa" w:w="4844"/>
+          </w:tcPr>
+          <w:p>
+            <w:r>
+              <w:rPr>
+                <w:sz w:val="20"/>
+              </w:rPr>
+              <w:t>Köln, ___________  ________________</w:t>
+            </w:r>
+          </w:p>
+        </w:tc>
+      </w:tr>
+    </w:tbl>
+    <w:p/>
+    <w:p>
+      <w:r>
+        <w:rPr>
+          <w:b/>
+          <w:color w:val="2C3C43"/>
+          <w:sz w:val="24"/>
+        </w:rPr>
+        <w:t>6. Anlagen</w:t>
+      </w:r>
+    </w:p>
+    <w:p>
+      <w:pPr>
+        <w:ind w:left="170"/>
+      </w:pPr>
+      <w:r>
+        <w:rPr>
+          <w:sz w:val="22"/>
+        </w:rPr>
+        <w:t>☑ Seriennummern-Liste aller 16 Arbeitsplätze</w:t>
+      </w:r>
+    </w:p>
+    <w:p>
+      <w:pPr>
+        <w:ind w:left="170"/>
+      </w:pPr>
+      <w:r>
+        <w:rPr>
+          <w:sz w:val="22"/>
+        </w:rPr>
+        <w:t>☑ Lizenznachweise (Windows 11 Pro, M365, Adobe Acrobat, ESET)</w:t>
+      </w:r>
+    </w:p>
+    <w:p>
+      <w:pPr>
+        <w:ind w:left="170"/>
+      </w:pPr>
+      <w:r>
+        <w:rPr>
+          <w:sz w:val="22"/>
+        </w:rPr>
+        <w:t>☑ Garantieunterlagen (Lenovo 3 Jahre Vor-Ort, Dell 3 Jahre)</w:t>
+      </w:r>
+    </w:p>
+    <w:p>
+      <w:pPr>
+        <w:ind w:left="170"/>
+      </w:pPr>
+      <w:r>
+        <w:rPr>
+          <w:sz w:val="22"/>
+        </w:rPr>
+        <w:t>☑ Entsorgungsnachweis Altdrucker (zertifizierter Fachbetrieb)</w:t>
+      </w:r>
+    </w:p>
+    <w:p>
+      <w:pPr>
+        <w:ind w:left="170"/>
+      </w:pPr>
+      <w:r>
+        <w:rPr>
+          <w:sz w:val="22"/>
+        </w:rPr>
+        <w:t>☑ Rollout-Checkliste (vollständig ausgefüllt)</w:t>
       </w:r>
     </w:p>
     <w:sectPr>
       <w:pgSz w:w="12240" w:h="15840"/>
-      <w:pgMar w:top="1440" w:right="1800" w:bottom="1440" w:left="1800" w:header="720" w:footer="720" w:gutter="0"/>
+      <w:pgMar w:top="1417" w:right="1134" w:bottom="1134" w:left="1417" w:header="720" w:footer="720" w:gutter="0"/>
       <w:cols w:space="720"/>
       <w:docGrid w:linePitch="360"/>
     </w:sectPr>
